--- a/flow/20230914_vu_template/drafts/2024-10-u/09-СР-Якова.docx
+++ b/flow/20230914_vu_template/drafts/2024-10-u/09-СР-Якова.docx
@@ -3651,7 +3651,7 @@
           <w:szCs w:val="24"/>
           <w:rtl w:val="0"/>
         </w:rPr>
-        <w:t xml:space="preserve">Виходить чоловік до свого діла,* і до своєї праці аж до вечора.</w:t>
+        <w:t>Виходить людина до свого діла,* і до своєї праці аж до вечора.</w:t>
       </w:r>
     </w:p>
     <w:p>
@@ -13434,7 +13434,7 @@
           <w:szCs w:val="24"/>
           <w:rtl w:val="0"/>
         </w:rPr>
-        <w:t xml:space="preserve">Першого Соборного послання Йоанового читання</w:t>
+        <w:t>Першого Соборного послання Іванового читання</w:t>
       </w:r>
     </w:p>
     <w:p>
@@ -21892,7 +21892,7 @@
           <w:szCs w:val="24"/>
           <w:rtl w:val="0"/>
         </w:rPr>
-        <w:t xml:space="preserve">Мене залічено до тих, що сходять у яму.* Я став як чоловік, що допомоги не має.</w:t>
+        <w:t>Мене залічено до тих, що сходять у яму.* Я став як людина, що допомоги не має.</w:t>
       </w:r>
     </w:p>
     <w:p>
@@ -23363,7 +23363,7 @@
           <w:szCs w:val="24"/>
           <w:rtl w:val="0"/>
         </w:rPr>
-        <w:t xml:space="preserve"> Господи, Боже наш! Ти за покаяння дарував людям відпущення, нам же, як образ пізнання і визнання гріхів, показав покаяння і прощення пророка Давида. Тож, Владико, помилуй з великої милости твоєї нас, що в чимало великих гріхів впали, і по багатстві ласк твоїх очисти беззаконня наші, бо перед тобою згрішили ми, Господи, що невідомі й таємні речі серця людського знаєш, і єдиний ти маєш владу прощати гріхи. Серце ж чисте вчини в нас і Духом владичним утверди нас, і радість спасіння твого яви нам. Не відкинь нас від лиця твого, але дозволь, як Благий і Людинолюбний, аж до останнього нашого віддиху появляти тобі жертву справедливости й приноси на святих твоїх жертовниках, милістю і ласками і людинолюбʼям єдинородного Сина твого, з яким ти є благословенний з пресвятим, добрим і животворчим твоїм Духом, нині й повсякчас, і на віки віків. Амінь.</w:t>
+        <w:t xml:space="preserve"> Господи, Боже наш! Ти за покаяння дарував людям відпущення, нам же, як образ пізнання і визнання гріхів, показав покаяння і прощення пророка Давида. Тож, Владико, помилуй з великої милости твоєї нас, що в чимало великих гріхів впали, і по багатстві ласк твоїх очисти беззаконня наші, бо перед тобою згрішили ми, Господи, що невідомі й таємні речі серця людського знаєш, і єдиний ти маєш владу прощати гріхи. Серце ж чисте вчини в нас і Духом владичним утверди нас, і радість спасіння твого яви нам. Не відкинь нас від лиця твого, але дозволь, як Благий і людинолюбний, аж до останнього нашого віддиху появляти тобі жертву справедливости й приноси на святих твоїх жертовниках, милістю і ласками і людинолюбʼям єдинородного Сина твого, з яким ти є благословенний з пресвятим, добрим і животворчим твоїм Духом, нині й повсякчас, і на віки віків. Амінь.</w:t>
       </w:r>
     </w:p>
     <w:p>
@@ -40651,7 +40651,6 @@
       <w:r>
         <w:rPr>
           <w:rFonts w:ascii="Times New Roman" w:hAnsi="Times New Roman"/>
-          <w:color w:val="000000"/>
           <w:sz w:val="24"/>
         </w:rPr>
         <w:t>Заступи,</w:t>
@@ -40659,15 +40658,13 @@
       <w:r>
         <w:rPr>
           <w:rFonts w:ascii="Times New Roman" w:hAnsi="Times New Roman"/>
-          <w:color w:val="000000"/>
-          <w:sz w:val="24"/>
-        </w:rPr>
-        <w:t xml:space="preserve"> </w:t>
-      </w:r>
-      <w:r>
-        <w:rPr>
-          <w:rFonts w:ascii="Times New Roman" w:hAnsi="Times New Roman"/>
-          <w:color w:val="000000"/>
+          <w:sz w:val="24"/>
+        </w:rPr>
+        <w:t xml:space="preserve"> </w:t>
+      </w:r>
+      <w:r>
+        <w:rPr>
+          <w:rFonts w:ascii="Times New Roman" w:hAnsi="Times New Roman"/>
           <w:sz w:val="24"/>
         </w:rPr>
         <w:t>спаси,</w:t>
@@ -40675,15 +40672,13 @@
       <w:r>
         <w:rPr>
           <w:rFonts w:ascii="Times New Roman" w:hAnsi="Times New Roman"/>
-          <w:color w:val="000000"/>
-          <w:sz w:val="24"/>
-        </w:rPr>
-        <w:t xml:space="preserve"> </w:t>
-      </w:r>
-      <w:r>
-        <w:rPr>
-          <w:rFonts w:ascii="Times New Roman" w:hAnsi="Times New Roman"/>
-          <w:color w:val="000000"/>
+          <w:sz w:val="24"/>
+        </w:rPr>
+        <w:t xml:space="preserve"> </w:t>
+      </w:r>
+      <w:r>
+        <w:rPr>
+          <w:rFonts w:ascii="Times New Roman" w:hAnsi="Times New Roman"/>
           <w:sz w:val="24"/>
         </w:rPr>
         <w:t>помилуй</w:t>
@@ -40691,15 +40686,13 @@
       <w:r>
         <w:rPr>
           <w:rFonts w:ascii="Times New Roman" w:hAnsi="Times New Roman"/>
-          <w:color w:val="000000"/>
-          <w:sz w:val="24"/>
-        </w:rPr>
-        <w:t xml:space="preserve"> </w:t>
-      </w:r>
-      <w:r>
-        <w:rPr>
-          <w:rFonts w:ascii="Times New Roman" w:hAnsi="Times New Roman"/>
-          <w:color w:val="000000"/>
+          <w:sz w:val="24"/>
+        </w:rPr>
+        <w:t xml:space="preserve"> </w:t>
+      </w:r>
+      <w:r>
+        <w:rPr>
+          <w:rFonts w:ascii="Times New Roman" w:hAnsi="Times New Roman"/>
           <w:sz w:val="24"/>
         </w:rPr>
         <w:t>і</w:t>
@@ -40707,15 +40700,13 @@
       <w:r>
         <w:rPr>
           <w:rFonts w:ascii="Times New Roman" w:hAnsi="Times New Roman"/>
-          <w:color w:val="000000"/>
-          <w:sz w:val="24"/>
-        </w:rPr>
-        <w:t xml:space="preserve"> </w:t>
-      </w:r>
-      <w:r>
-        <w:rPr>
-          <w:rFonts w:ascii="Times New Roman" w:hAnsi="Times New Roman"/>
-          <w:color w:val="000000"/>
+          <w:sz w:val="24"/>
+        </w:rPr>
+        <w:t xml:space="preserve"> </w:t>
+      </w:r>
+      <w:r>
+        <w:rPr>
+          <w:rFonts w:ascii="Times New Roman" w:hAnsi="Times New Roman"/>
           <w:sz w:val="24"/>
         </w:rPr>
         <w:t>охорони</w:t>
@@ -40723,15 +40714,13 @@
       <w:r>
         <w:rPr>
           <w:rFonts w:ascii="Times New Roman" w:hAnsi="Times New Roman"/>
-          <w:color w:val="000000"/>
-          <w:sz w:val="24"/>
-        </w:rPr>
-        <w:t xml:space="preserve"> </w:t>
-      </w:r>
-      <w:r>
-        <w:rPr>
-          <w:rFonts w:ascii="Times New Roman" w:hAnsi="Times New Roman"/>
-          <w:color w:val="000000"/>
+          <w:sz w:val="24"/>
+        </w:rPr>
+        <w:t xml:space="preserve"> </w:t>
+      </w:r>
+      <w:r>
+        <w:rPr>
+          <w:rFonts w:ascii="Times New Roman" w:hAnsi="Times New Roman"/>
           <w:sz w:val="24"/>
         </w:rPr>
         <w:t>нас,</w:t>
@@ -40739,15 +40728,13 @@
       <w:r>
         <w:rPr>
           <w:rFonts w:ascii="Times New Roman" w:hAnsi="Times New Roman"/>
-          <w:color w:val="000000"/>
-          <w:sz w:val="24"/>
-        </w:rPr>
-        <w:t xml:space="preserve"> </w:t>
-      </w:r>
-      <w:r>
-        <w:rPr>
-          <w:rFonts w:ascii="Times New Roman" w:hAnsi="Times New Roman"/>
-          <w:color w:val="000000"/>
+          <w:sz w:val="24"/>
+        </w:rPr>
+        <w:t xml:space="preserve"> </w:t>
+      </w:r>
+      <w:r>
+        <w:rPr>
+          <w:rFonts w:ascii="Times New Roman" w:hAnsi="Times New Roman"/>
           <w:sz w:val="24"/>
         </w:rPr>
         <w:t>Боже,</w:t>
@@ -40755,15 +40742,13 @@
       <w:r>
         <w:rPr>
           <w:rFonts w:ascii="Times New Roman" w:hAnsi="Times New Roman"/>
-          <w:color w:val="000000"/>
-          <w:sz w:val="24"/>
-        </w:rPr>
-        <w:t xml:space="preserve"> </w:t>
-      </w:r>
-      <w:r>
-        <w:rPr>
-          <w:rFonts w:ascii="Times New Roman" w:hAnsi="Times New Roman"/>
-          <w:color w:val="000000"/>
+          <w:sz w:val="24"/>
+        </w:rPr>
+        <w:t xml:space="preserve"> </w:t>
+      </w:r>
+      <w:r>
+        <w:rPr>
+          <w:rFonts w:ascii="Times New Roman" w:hAnsi="Times New Roman"/>
           <w:sz w:val="24"/>
         </w:rPr>
         <w:t>Твоєю</w:t>
@@ -40771,18 +40756,16 @@
       <w:r>
         <w:rPr>
           <w:rFonts w:ascii="Times New Roman" w:hAnsi="Times New Roman"/>
-          <w:color w:val="000000"/>
-          <w:sz w:val="24"/>
-        </w:rPr>
-        <w:t xml:space="preserve"> </w:t>
-      </w:r>
-      <w:r>
-        <w:rPr>
-          <w:rFonts w:ascii="Times New Roman" w:hAnsi="Times New Roman"/>
-          <w:color w:val="000000"/>
-          <w:sz w:val="24"/>
-        </w:rPr>
-        <w:t>благодаттю.</w:t>
+          <w:sz w:val="24"/>
+        </w:rPr>
+        <w:t xml:space="preserve"> </w:t>
+      </w:r>
+      <w:r>
+        <w:rPr>
+          <w:rFonts w:ascii="Times New Roman" w:hAnsi="Times New Roman"/>
+          <w:sz w:val="24"/>
+        </w:rPr>
+        <w:t>благодаттю</w:t>
       </w:r>
     </w:p>
     <w:p>
